--- a/Publisher_Ready_Curriculum/01_Physics_East_Meadow_Refactor/02_Forces/06_Universal_Gravitation/Teacher_Guide.docx
+++ b/Publisher_Ready_Curriculum/01_Physics_East_Meadow_Refactor/02_Forces/06_Universal_Gravitation/Teacher_Guide.docx
@@ -2,7 +2,7 @@
 <file path=word/document.xml><?xml version="1.0" encoding="utf-8"?>
 <w:document xmlns:w="http://schemas.openxmlformats.org/wordprocessingml/2006/main" xmlns:m="http://schemas.openxmlformats.org/officeDocument/2006/math" xmlns:r="http://schemas.openxmlformats.org/officeDocument/2006/relationships" xmlns:o="urn:schemas-microsoft-com:office:office" xmlns:v="urn:schemas-microsoft-com:vml" xmlns:w10="urn:schemas-microsoft-com:office:word" xmlns:a="http://schemas.openxmlformats.org/drawingml/2006/main" xmlns:pic="http://schemas.openxmlformats.org/drawingml/2006/picture" xmlns:wp="http://schemas.openxmlformats.org/drawingml/2006/wordprocessingDrawing">
   <w:body>
-    <w:bookmarkStart w:id="42" w:name="universal-gravitation-teacher-guide"/>
+    <w:bookmarkStart w:id="48" w:name="universal-gravitation-teacher-guide"/>
     <w:p>
       <w:pPr>
         <w:pStyle w:val="Heading1"/>
@@ -907,7 +907,7 @@
     </w:p>
     <w:bookmarkEnd w:id="21"/>
     <w:bookmarkEnd w:id="22"/>
-    <w:bookmarkStart w:id="26" w:name="phase-2-explore-10-28-min"/>
+    <w:bookmarkStart w:id="32" w:name="phase-2-explore-10-28-min"/>
     <w:p>
       <w:pPr>
         <w:pStyle w:val="Heading2"/>
@@ -964,7 +964,7 @@
       </w:r>
     </w:p>
     <w:bookmarkEnd w:id="23"/>
-    <w:bookmarkStart w:id="24" w:name="Xb8a2420cd1adbdbb1a79df62c4c69d9f22676cd"/>
+    <w:bookmarkStart w:id="30" w:name="Xb8a2420cd1adbdbb1a79df62c4c69d9f22676cd"/>
     <w:p>
       <w:pPr>
         <w:pStyle w:val="Heading3"/>
@@ -1092,8 +1092,175 @@
         <w:t xml:space="preserve">“Are the two arrows on the two masses equal or unequal? Even when the masses are very different?”</w:t>
       </w:r>
     </w:p>
-    <w:bookmarkEnd w:id="24"/>
-    <w:bookmarkStart w:id="25" w:name="teacher-facilitation-during-explore"/>
+    <w:p>
+      <w:pPr>
+        <w:pStyle w:val="FirstParagraph"/>
+      </w:pPr>
+      <w:r>
+        <w:t xml:space="preserve">The</w:t>
+      </w:r>
+      <w:r>
+        <w:t xml:space="preserve"> </w:t>
+      </w:r>
+      <w:r>
+        <w:t xml:space="preserve">“÷4, then ÷9”</w:t>
+      </w:r>
+      <w:r>
+        <w:t xml:space="preserve"> </w:t>
+      </w:r>
+      <w:r>
+        <w:t xml:space="preserve">surprise is the</w:t>
+      </w:r>
+      <w:r>
+        <w:t xml:space="preserve"> </w:t>
+      </w:r>
+      <w:r>
+        <w:rPr>
+          <w:b/>
+          <w:bCs/>
+        </w:rPr>
+        <w:t xml:space="preserve">inverse-square law</w:t>
+      </w:r>
+      <w:r>
+        <w:t xml:space="preserve">. Project the graph below so students see the force falling off steeply — not linearly — as distance grows:</w:t>
+      </w:r>
+    </w:p>
+    <w:p>
+      <w:pPr>
+        <w:pStyle w:val="CaptionedFigure"/>
+      </w:pPr>
+      <w:r>
+        <w:drawing>
+          <wp:inline>
+            <wp:extent cx="4297680" cy="3206496"/>
+            <wp:effectExtent b="0" l="0" r="0" t="0"/>
+            <wp:docPr descr="Line graph of gravitational force versus distance r: a steep inverse-square curve that falls off rapidly as r increases." title="" id="25" name="Picture"/>
+            <a:graphic>
+              <a:graphicData uri="http://schemas.openxmlformats.org/drawingml/2006/picture">
+                <pic:pic>
+                  <pic:nvPicPr>
+                    <pic:cNvPr descr="figures/fg_vs_r_inverse_square.png" id="26" name="Picture"/>
+                    <pic:cNvPicPr>
+                      <a:picLocks noChangeArrowheads="1" noChangeAspect="1"/>
+                    </pic:cNvPicPr>
+                  </pic:nvPicPr>
+                  <pic:blipFill>
+                    <a:blip r:embed="rId24"/>
+                    <a:stretch>
+                      <a:fillRect/>
+                    </a:stretch>
+                  </pic:blipFill>
+                  <pic:spPr bwMode="auto">
+                    <a:xfrm>
+                      <a:off x="0" y="0"/>
+                      <a:ext cx="4297680" cy="3206496"/>
+                    </a:xfrm>
+                    <a:prstGeom prst="rect">
+                      <a:avLst/>
+                    </a:prstGeom>
+                    <a:noFill/>
+                    <a:ln w="9525">
+                      <a:noFill/>
+                      <a:headEnd/>
+                      <a:tailEnd/>
+                    </a:ln>
+                  </pic:spPr>
+                </pic:pic>
+              </a:graphicData>
+            </a:graphic>
+          </wp:inline>
+        </w:drawing>
+      </w:r>
+    </w:p>
+    <w:p>
+      <w:pPr>
+        <w:pStyle w:val="ImageCaption"/>
+      </w:pPr>
+      <w:r>
+        <w:t xml:space="preserve">Line graph of gravitational force versus distance r: a steep inverse-square curve that falls off rapidly as r increases.</w:t>
+      </w:r>
+    </w:p>
+    <w:p>
+      <w:pPr>
+        <w:pStyle w:val="BodyText"/>
+      </w:pPr>
+      <w:r>
+        <w:t xml:space="preserve">And no matter how different the two masses are, the pulls are</w:t>
+      </w:r>
+      <w:r>
+        <w:t xml:space="preserve"> </w:t>
+      </w:r>
+      <w:r>
+        <w:rPr>
+          <w:b/>
+          <w:bCs/>
+        </w:rPr>
+        <w:t xml:space="preserve">equal in size and opposite in direction</w:t>
+      </w:r>
+      <w:r>
+        <w:t xml:space="preserve"> </w:t>
+      </w:r>
+      <w:r>
+        <w:t xml:space="preserve">(a Newton’s-third-law cameo):</w:t>
+      </w:r>
+    </w:p>
+    <w:p>
+      <w:pPr>
+        <w:pStyle w:val="CaptionedFigure"/>
+      </w:pPr>
+      <w:r>
+        <w:drawing>
+          <wp:inline>
+            <wp:extent cx="4626864" cy="2151888"/>
+            <wp:effectExtent b="0" l="0" r="0" t="0"/>
+            <wp:docPr descr="Two masses m1 and m2 separated by distance r, each feeling an equal-length attractive force arrow pointing toward the other." title="" id="28" name="Picture"/>
+            <a:graphic>
+              <a:graphicData uri="http://schemas.openxmlformats.org/drawingml/2006/picture">
+                <pic:pic>
+                  <pic:nvPicPr>
+                    <pic:cNvPr descr="figures/two_mass_gravity.png" id="29" name="Picture"/>
+                    <pic:cNvPicPr>
+                      <a:picLocks noChangeArrowheads="1" noChangeAspect="1"/>
+                    </pic:cNvPicPr>
+                  </pic:nvPicPr>
+                  <pic:blipFill>
+                    <a:blip r:embed="rId27"/>
+                    <a:stretch>
+                      <a:fillRect/>
+                    </a:stretch>
+                  </pic:blipFill>
+                  <pic:spPr bwMode="auto">
+                    <a:xfrm>
+                      <a:off x="0" y="0"/>
+                      <a:ext cx="4626864" cy="2151888"/>
+                    </a:xfrm>
+                    <a:prstGeom prst="rect">
+                      <a:avLst/>
+                    </a:prstGeom>
+                    <a:noFill/>
+                    <a:ln w="9525">
+                      <a:noFill/>
+                      <a:headEnd/>
+                      <a:tailEnd/>
+                    </a:ln>
+                  </pic:spPr>
+                </pic:pic>
+              </a:graphicData>
+            </a:graphic>
+          </wp:inline>
+        </w:drawing>
+      </w:r>
+    </w:p>
+    <w:p>
+      <w:pPr>
+        <w:pStyle w:val="ImageCaption"/>
+      </w:pPr>
+      <w:r>
+        <w:t xml:space="preserve">Two masses m1 and m2 separated by distance r, each feeling an equal-length attractive force arrow pointing toward the other.</w:t>
+      </w:r>
+    </w:p>
+    <w:bookmarkEnd w:id="30"/>
+    <w:bookmarkStart w:id="31" w:name="teacher-facilitation-during-explore"/>
     <w:p>
       <w:pPr>
         <w:pStyle w:val="Heading3"/>
@@ -1203,9 +1370,9 @@
         </w:pict>
       </w:r>
     </w:p>
-    <w:bookmarkEnd w:id="25"/>
-    <w:bookmarkEnd w:id="26"/>
-    <w:bookmarkStart w:id="30" w:name="phase-3-explain-28-35-min"/>
+    <w:bookmarkEnd w:id="31"/>
+    <w:bookmarkEnd w:id="32"/>
+    <w:bookmarkStart w:id="36" w:name="phase-3-explain-28-35-min"/>
     <w:p>
       <w:pPr>
         <w:pStyle w:val="Heading2"/>
@@ -1224,7 +1391,7 @@
         <w:t xml:space="preserve">(28 – 35 min)</w:t>
       </w:r>
     </w:p>
-    <w:bookmarkStart w:id="27" w:name="min-turn-and-talk-2-class-consensus"/>
+    <w:bookmarkStart w:id="33" w:name="min-turn-and-talk-2-class-consensus"/>
     <w:p>
       <w:pPr>
         <w:pStyle w:val="Heading3"/>
@@ -1257,8 +1424,8 @@
         <w:t xml:space="preserve">“More mass means more pull. But the distance matters in a stronger way — squaring it. Double the distance and the force isn’t halved, it’s quartered.”</w:t>
       </w:r>
     </w:p>
-    <w:bookmarkEnd w:id="27"/>
-    <w:bookmarkStart w:id="28" w:name="min-vocabulary-the-equation-3-terms"/>
+    <w:bookmarkEnd w:id="33"/>
+    <w:bookmarkStart w:id="34" w:name="min-vocabulary-the-equation-3-terms"/>
     <w:p>
       <w:pPr>
         <w:pStyle w:val="Heading3"/>
@@ -1384,8 +1551,8 @@
         <w:t xml:space="preserve">: Fg = mg, with g ≈ 9.81 m/s².</w:t>
       </w:r>
     </w:p>
-    <w:bookmarkEnd w:id="28"/>
-    <w:bookmarkStart w:id="29" w:name="discussion-prompts-to-deploy-here"/>
+    <w:bookmarkEnd w:id="34"/>
+    <w:bookmarkStart w:id="35" w:name="discussion-prompts-to-deploy-here"/>
     <w:p>
       <w:pPr>
         <w:pStyle w:val="Heading3"/>
@@ -1501,9 +1668,9 @@
         </w:pict>
       </w:r>
     </w:p>
-    <w:bookmarkEnd w:id="29"/>
-    <w:bookmarkEnd w:id="30"/>
-    <w:bookmarkStart w:id="33" w:name="phase-4-elaborate-35-39-min"/>
+    <w:bookmarkEnd w:id="35"/>
+    <w:bookmarkEnd w:id="36"/>
+    <w:bookmarkStart w:id="39" w:name="phase-4-elaborate-35-39-min"/>
     <w:p>
       <w:pPr>
         <w:pStyle w:val="Heading2"/>
@@ -1522,7 +1689,7 @@
         <w:t xml:space="preserve">(35 – 39 min)</w:t>
       </w:r>
     </w:p>
-    <w:bookmarkStart w:id="31" w:name="min-hochman-becausebutso"/>
+    <w:bookmarkStart w:id="37" w:name="min-hochman-becausebutso"/>
     <w:p>
       <w:pPr>
         <w:pStyle w:val="Heading3"/>
@@ -1655,8 +1822,8 @@
         <w:t xml:space="preserve">___.”*</w:t>
       </w:r>
     </w:p>
-    <w:bookmarkEnd w:id="31"/>
-    <w:bookmarkStart w:id="32" w:name="min-return-to-the-phenomenon"/>
+    <w:bookmarkEnd w:id="37"/>
+    <w:bookmarkStart w:id="38" w:name="min-return-to-the-phenomenon"/>
     <w:p>
       <w:pPr>
         <w:pStyle w:val="Heading3"/>
@@ -1733,9 +1900,9 @@
         </w:pict>
       </w:r>
     </w:p>
-    <w:bookmarkEnd w:id="32"/>
-    <w:bookmarkEnd w:id="33"/>
-    <w:bookmarkStart w:id="35" w:name="phase-5-evaluate-39-42-min"/>
+    <w:bookmarkEnd w:id="38"/>
+    <w:bookmarkEnd w:id="39"/>
+    <w:bookmarkStart w:id="41" w:name="phase-5-evaluate-39-42-min"/>
     <w:p>
       <w:pPr>
         <w:pStyle w:val="Heading2"/>
@@ -1754,7 +1921,7 @@
         <w:t xml:space="preserve">(39 – 42 min)</w:t>
       </w:r>
     </w:p>
-    <w:bookmarkStart w:id="34" w:name="min-exit-ticket-closing-reflection"/>
+    <w:bookmarkStart w:id="40" w:name="min-exit-ticket-closing-reflection"/>
     <w:p>
       <w:pPr>
         <w:pStyle w:val="Heading3"/>
@@ -1882,9 +2049,9 @@
         </w:pict>
       </w:r>
     </w:p>
-    <w:bookmarkEnd w:id="34"/>
-    <w:bookmarkEnd w:id="35"/>
-    <w:bookmarkStart w:id="36" w:name="common-misconceptions"/>
+    <w:bookmarkEnd w:id="40"/>
+    <w:bookmarkEnd w:id="41"/>
+    <w:bookmarkStart w:id="42" w:name="common-misconceptions"/>
     <w:p>
       <w:pPr>
         <w:pStyle w:val="Heading2"/>
@@ -2108,8 +2275,8 @@
         </w:pict>
       </w:r>
     </w:p>
-    <w:bookmarkEnd w:id="36"/>
-    <w:bookmarkStart w:id="37" w:name="access-differentiation"/>
+    <w:bookmarkEnd w:id="42"/>
+    <w:bookmarkStart w:id="43" w:name="access-differentiation"/>
     <w:p>
       <w:pPr>
         <w:pStyle w:val="Heading2"/>
@@ -2223,8 +2390,8 @@
         </w:pict>
       </w:r>
     </w:p>
-    <w:bookmarkEnd w:id="37"/>
-    <w:bookmarkStart w:id="38" w:name="strategy-spotlight"/>
+    <w:bookmarkEnd w:id="43"/>
+    <w:bookmarkStart w:id="44" w:name="strategy-spotlight"/>
     <w:p>
       <w:pPr>
         <w:pStyle w:val="Heading2"/>
@@ -2338,8 +2505,8 @@
         </w:pict>
       </w:r>
     </w:p>
-    <w:bookmarkEnd w:id="38"/>
-    <w:bookmarkStart w:id="39" w:name="nyssls-observation-checklist-crosswalk"/>
+    <w:bookmarkEnd w:id="44"/>
+    <w:bookmarkStart w:id="45" w:name="nyssls-observation-checklist-crosswalk"/>
     <w:p>
       <w:pPr>
         <w:pStyle w:val="Heading2"/>
@@ -2699,8 +2866,8 @@
         </w:pict>
       </w:r>
     </w:p>
-    <w:bookmarkEnd w:id="39"/>
-    <w:bookmarkStart w:id="40" w:name="companion-materials"/>
+    <w:bookmarkEnd w:id="45"/>
+    <w:bookmarkStart w:id="46" w:name="companion-materials"/>
     <w:p>
       <w:pPr>
         <w:pStyle w:val="Heading2"/>
@@ -2791,8 +2958,8 @@
         </w:pict>
       </w:r>
     </w:p>
-    <w:bookmarkEnd w:id="40"/>
-    <w:bookmarkStart w:id="41" w:name="key-vocabulary-max-3"/>
+    <w:bookmarkEnd w:id="46"/>
+    <w:bookmarkStart w:id="47" w:name="key-vocabulary-max-3"/>
     <w:p>
       <w:pPr>
         <w:pStyle w:val="Heading2"/>
@@ -2883,8 +3050,8 @@
         <w:t xml:space="preserve">— the unchanging amount of matter in an object (in kilograms), which sets how strongly it gravitates and is not the same as weight</w:t>
       </w:r>
     </w:p>
-    <w:bookmarkEnd w:id="41"/>
-    <w:bookmarkEnd w:id="42"/>
+    <w:bookmarkEnd w:id="47"/>
+    <w:bookmarkEnd w:id="48"/>
     <w:sectPr>
       <w:pgSz w:h="15840" w:w="12240"/>
       <w:pgMar w:bottom="1152" w:footer="720" w:gutter="0" w:header="720" w:left="1296" w:right="1296" w:top="1152"/>
